--- a/Prompts/Prompts_deepseek.docx
+++ b/Prompts/Prompts_deepseek.docx
@@ -558,24 +558,7 @@
         <w:ind w:left="720"/>
       </w:pPr>
       <w:r>
-        <w:t>get_unique([{'brand':</w:t>
-      </w:r>
-      <w:bookmarkStart w:id="0" w:name="_GoBack"/>
-      <w:bookmarkEnd w:id="0"/>
-      <w:r>
-        <w:t>'Brandname'}, {'</w:t>
-      </w:r>
-      <w:r>
-        <w:t>brand':'BrAnDNAme'}, {'brand':</w:t>
-      </w:r>
-      <w:r>
-        <w:t>'BRANDNAME'}, {'</w:t>
-      </w:r>
-      <w:r>
-        <w:t>brand':'brandname'},{'brand':</w:t>
-      </w:r>
-      <w:r>
-        <w:t>None}, {'brand': ' '}])</w:t>
+        <w:t>get_unique([{'brand':'Brandname'}, {'brand':'BrAnDNAme'}, {'brand':'BRANDNAME'}, {'brand':'brandname'},{'brand':None}, {'brand': ' '}])</w:t>
       </w:r>
     </w:p>
     <w:p>
@@ -5240,66 +5223,6 @@
     <w:p>
       <w:r>
         <w:lastRenderedPageBreak/>
-        <w:tab/>
-        <w:t xml:space="preserve"> </w:t>
-      </w:r>
-    </w:p>
-    <w:p>
-      <w:pPr>
-        <w:pStyle w:val="ListParagraph"/>
-        <w:ind w:left="1080"/>
-      </w:pPr>
-    </w:p>
-    <w:p>
-      <w:pPr>
-        <w:pStyle w:val="ListParagraph"/>
-        <w:ind w:left="1080"/>
-      </w:pPr>
-    </w:p>
-    <w:p>
-      <w:pPr>
-        <w:pStyle w:val="ListParagraph"/>
-        <w:ind w:left="1080"/>
-      </w:pPr>
-    </w:p>
-    <w:p>
-      <w:pPr>
-        <w:pStyle w:val="ListParagraph"/>
-        <w:ind w:left="1080"/>
-      </w:pPr>
-    </w:p>
-    <w:p>
-      <w:pPr>
-        <w:pStyle w:val="ListParagraph"/>
-        <w:ind w:left="1080"/>
-      </w:pPr>
-    </w:p>
-    <w:p>
-      <w:pPr>
-        <w:pStyle w:val="ListParagraph"/>
-        <w:ind w:left="1080"/>
-      </w:pPr>
-    </w:p>
-    <w:p>
-      <w:pPr>
-        <w:pStyle w:val="ListParagraph"/>
-        <w:ind w:left="1080"/>
-      </w:pPr>
-    </w:p>
-    <w:p/>
-    <w:p>
-      <w:pPr>
-        <w:pStyle w:val="ListParagraph"/>
-        <w:ind w:left="1080"/>
-      </w:pPr>
-    </w:p>
-    <w:p>
-      <w:pPr>
-        <w:rPr>
-          <w:lang w:val="en-GB"/>
-        </w:rPr>
-      </w:pPr>
-      <w:r>
         <w:t>Module Name: product_cache</w:t>
       </w:r>
     </w:p>
@@ -5318,6 +5241,8 @@
       <w:r>
         <w:t xml:space="preserve"> Class Product_cache_get:</w:t>
       </w:r>
+      <w:bookmarkStart w:id="0" w:name="_GoBack"/>
+      <w:bookmarkEnd w:id="0"/>
     </w:p>
     <w:p>
       <w:pPr>
@@ -5495,7 +5420,6 @@
         </w:numPr>
       </w:pPr>
       <w:r>
-        <w:lastRenderedPageBreak/>
         <w:t>Key :</w:t>
       </w:r>
       <w:r>
@@ -5611,6 +5535,7 @@
     </w:p>
     <w:p>
       <w:r>
+        <w:lastRenderedPageBreak/>
         <w:t>Known Edge cases</w:t>
       </w:r>
     </w:p>
@@ -5795,7 +5720,6 @@
     </w:p>
     <w:p>
       <w:r>
-        <w:lastRenderedPageBreak/>
         <w:t>Cache.</w:t>
       </w:r>
       <w:r>
@@ -5872,6 +5796,7 @@
     <w:p/>
     <w:p>
       <w:r>
+        <w:lastRenderedPageBreak/>
         <w:t xml:space="preserve">6. </w:t>
       </w:r>
       <w:r>

--- a/Prompts/Prompts_deepseek.docx
+++ b/Prompts/Prompts_deepseek.docx
@@ -3417,7 +3417,18 @@
         <w:t xml:space="preserve"> </w:t>
       </w:r>
       <w:r>
-        <w:t>IsValidPassword</w:t>
+        <w:t>is_v</w:t>
+      </w:r>
+      <w:r>
+        <w:t>alid</w:t>
+      </w:r>
+      <w:r>
+        <w:t>_p</w:t>
+      </w:r>
+      <w:bookmarkStart w:id="0" w:name="_GoBack"/>
+      <w:bookmarkEnd w:id="0"/>
+      <w:r>
+        <w:t>assword</w:t>
       </w:r>
       <w:r>
         <w:t>()</w:t>
@@ -5241,8 +5252,6 @@
       <w:r>
         <w:t xml:space="preserve"> Class Product_cache_get:</w:t>
       </w:r>
-      <w:bookmarkStart w:id="0" w:name="_GoBack"/>
-      <w:bookmarkEnd w:id="0"/>
     </w:p>
     <w:p>
       <w:pPr>

--- a/Prompts/Prompts_deepseek.docx
+++ b/Prompts/Prompts_deepseek.docx
@@ -7,61 +7,46 @@
         <w:t>You are an expert Python developer.</w:t>
       </w:r>
     </w:p>
+    <w:p>
+      <w:bookmarkStart w:id="0" w:name="_GoBack"/>
+      <w:bookmarkEnd w:id="0"/>
+      <w:r>
+        <w:t>Code Style:</w:t>
+      </w:r>
+    </w:p>
+    <w:p>
+      <w:r>
+        <w:t>- Follow PEP 8 style guidelines.</w:t>
+      </w:r>
+    </w:p>
+    <w:p>
+      <w:r>
+        <w:t>- Use snake_case for variable names and file names. Preserve any exact function or class name specified in the task.- Write concise, readable code with meaningful variable and function names.</w:t>
+      </w:r>
+    </w:p>
+    <w:p>
+      <w:r>
+        <w:t>- Do not add any text, explanation, or code fences. Return only raw Python code.</w:t>
+      </w:r>
+    </w:p>
+    <w:p>
+      <w:r>
+        <w:t>-Return plain raw Python only</w:t>
+      </w:r>
+    </w:p>
+    <w:p>
+      <w:r>
+        <w:t>- Never rename a function whose exact name is specified in the task.</w:t>
+      </w:r>
+    </w:p>
+    <w:p>
+      <w:r>
+        <w:t>- Entire response should be executable python code only. Do not include any comments or explanations</w:t>
+      </w:r>
+    </w:p>
     <w:p/>
     <w:p>
       <w:r>
-        <w:t>Code Style:</w:t>
-      </w:r>
-    </w:p>
-    <w:p>
-      <w:r>
-        <w:t>- Follow PEP 8 style guidelines.</w:t>
-      </w:r>
-    </w:p>
-    <w:p>
-      <w:r>
-        <w:t>- Use snake_case for variable names, function names, and file names.</w:t>
-      </w:r>
-    </w:p>
-    <w:p>
-      <w:r>
-        <w:t>- Use PascalCase for class names.</w:t>
-      </w:r>
-    </w:p>
-    <w:p>
-      <w:r>
-        <w:t>- Write concise, readable code with meaningf</w:t>
-      </w:r>
-      <w:r>
-        <w:t>ul variable and function names.</w:t>
-      </w:r>
-    </w:p>
-    <w:p>
-      <w:r>
-        <w:t>- Do not add any text, explanation, or</w:t>
-      </w:r>
-      <w:r>
-        <w:t xml:space="preserve"> code fences</w:t>
-      </w:r>
-      <w:r>
-        <w:t>. Return only raw Python code.</w:t>
-      </w:r>
-    </w:p>
-    <w:p>
-      <w:r>
-        <w:t>-Return plain raw Python only</w:t>
-      </w:r>
-    </w:p>
-    <w:p>
-      <w:r>
-        <w:t xml:space="preserve">- Entire response should be executable python code only. Do not include any comments or </w:t>
-      </w:r>
-      <w:r>
-        <w:t>explanations</w:t>
-      </w:r>
-    </w:p>
-    <w:p>
-      <w:r>
         <w:t>Code Structure:</w:t>
       </w:r>
     </w:p>
@@ -81,6 +66,7 @@
       </w:r>
     </w:p>
     <w:p/>
+    <w:p/>
     <w:p>
       <w:r>
         <w:t>Error Handling:</w:t>
@@ -112,7 +98,27 @@
         <w:t xml:space="preserve">- Do not include explanations or comments outside the code. </w:t>
       </w:r>
     </w:p>
-    <w:p/>
+    <w:p>
+      <w:r>
+        <w:t>- Return raw executable Python source code only.</w:t>
+      </w:r>
+    </w:p>
+    <w:p>
+      <w:r>
+        <w:t>- Do not wrap the code in Markdown fences such as ```python or ```.</w:t>
+      </w:r>
+    </w:p>
+    <w:p>
+      <w:r>
+        <w:lastRenderedPageBreak/>
+        <w:t>- Do not begin or end the response with ```, '''python, ''', or any other delimiter.</w:t>
+      </w:r>
+    </w:p>
+    <w:p>
+      <w:r>
+        <w:t>- The first character and final character of the response must be valid Python code.</w:t>
+      </w:r>
+    </w:p>
     <w:p/>
     <w:p/>
     <w:p/>
@@ -380,6 +386,7 @@
         </w:numPr>
       </w:pPr>
       <w:r>
+        <w:lastRenderedPageBreak/>
         <w:t>No external libraries may be used for deduplication or filtering</w:t>
       </w:r>
     </w:p>
@@ -433,7 +440,6 @@
         </w:numPr>
       </w:pPr>
       <w:r>
-        <w:lastRenderedPageBreak/>
         <w:t xml:space="preserve">If all brand values are </w:t>
       </w:r>
       <w:r>
@@ -937,6 +943,7 @@
         </w:numPr>
       </w:pPr>
       <w:r>
+        <w:lastRenderedPageBreak/>
         <w:t>The average is calculated as sum of valid prices divided by the number of valid prices</w:t>
       </w:r>
     </w:p>
@@ -1023,7 +1030,6 @@
         </w:numPr>
       </w:pPr>
       <w:r>
-        <w:lastRenderedPageBreak/>
         <w:t>If only one product has a price , returns that price as a float</w:t>
       </w:r>
       <w:r>
@@ -1565,6 +1571,7 @@
         </w:numPr>
       </w:pPr>
       <w:r>
+        <w:lastRenderedPageBreak/>
         <w:t>If the attribute is not present in a product, that product is ignored in the calculation.</w:t>
       </w:r>
     </w:p>
@@ -1620,7 +1627,6 @@
         <w:ind w:firstLine="720"/>
       </w:pPr>
       <w:r>
-        <w:lastRenderedPageBreak/>
         <w:t>o</w:t>
       </w:r>
       <w:r>
@@ -1799,7 +1805,6 @@
     </w:p>
     <w:p>
       <w:r>
-        <w:lastRenderedPageBreak/>
         <w:t xml:space="preserve">    {"battery_life": 2.0}                   </w:t>
       </w:r>
     </w:p>
@@ -2251,6 +2256,7 @@
         </w:numPr>
       </w:pPr>
       <w:r>
+        <w:lastRenderedPageBreak/>
         <w:t>Non - latin characters (e .g. Chinese text ) may affect word counting accuracy due to the use of whitespace splitting .</w:t>
       </w:r>
     </w:p>
@@ -2271,7 +2277,6 @@
         <w:ind w:left="1080"/>
       </w:pPr>
       <w:r>
-        <w:lastRenderedPageBreak/>
         <w:t xml:space="preserve">1. </w:t>
       </w:r>
       <w:r>
@@ -2586,7 +2591,10 @@
         <w:t xml:space="preserve"> </w:t>
       </w:r>
       <w:r>
-        <w:t>Validate</w:t>
+        <w:t>v</w:t>
+      </w:r>
+      <w:r>
+        <w:t>alidate</w:t>
       </w:r>
       <w:r>
         <w:t>_form</w:t>
@@ -2868,6 +2876,7 @@
         <w:ind w:left="2160" w:right="-563"/>
       </w:pPr>
       <w:r>
+        <w:lastRenderedPageBreak/>
         <w:t>Form is valid. Details:{first_name},{last_name},{email},{subject},{message},{privacy</w:t>
       </w:r>
       <w:r>
@@ -2928,7 +2937,6 @@
         </w:numPr>
       </w:pPr>
       <w:r>
-        <w:lastRenderedPageBreak/>
         <w:t>Please T</w:t>
       </w:r>
       <w:r>
@@ -3281,7 +3289,6 @@
         <w:ind w:left="1080" w:right="-563"/>
       </w:pPr>
       <w:r>
-        <w:lastRenderedPageBreak/>
         <w:t xml:space="preserve">2. </w:t>
       </w:r>
       <w:r>
@@ -3397,8 +3404,636 @@
       </w:pPr>
     </w:p>
     <w:p>
+      <w:pPr>
+        <w:pStyle w:val="ListParagraph"/>
+        <w:ind w:left="1080"/>
+      </w:pPr>
       <w:r>
         <w:t>Module Name: Passsword Validator</w:t>
+      </w:r>
+    </w:p>
+    <w:p>
+      <w:pPr>
+        <w:pStyle w:val="ListParagraph"/>
+        <w:ind w:left="1080"/>
+      </w:pPr>
+      <w:r>
+        <w:t>Function_Name: IsValidPassword()</w:t>
+      </w:r>
+    </w:p>
+    <w:p>
+      <w:pPr>
+        <w:pStyle w:val="ListParagraph"/>
+        <w:ind w:left="1080"/>
+      </w:pPr>
+      <w:r>
+        <w:t>Purpose</w:t>
+      </w:r>
+    </w:p>
+    <w:p>
+      <w:pPr>
+        <w:pStyle w:val="ListParagraph"/>
+        <w:ind w:left="1080"/>
+      </w:pPr>
+      <w:r>
+        <w:t>•</w:t>
+      </w:r>
+      <w:r>
+        <w:tab/>
+        <w:t>Validates the strength and presence of a user ’s password in an Ecto changeset .</w:t>
+      </w:r>
+    </w:p>
+    <w:p>
+      <w:pPr>
+        <w:pStyle w:val="ListParagraph"/>
+        <w:ind w:left="1080"/>
+      </w:pPr>
+      <w:r>
+        <w:t>•</w:t>
+      </w:r>
+      <w:r>
+        <w:tab/>
+        <w:t>Ensures the password meets length and complexity requirements before account creation or update .</w:t>
+      </w:r>
+    </w:p>
+    <w:p>
+      <w:pPr>
+        <w:pStyle w:val="ListParagraph"/>
+        <w:ind w:left="1080"/>
+      </w:pPr>
+      <w:r>
+        <w:t>•</w:t>
+      </w:r>
+      <w:r>
+        <w:tab/>
+        <w:t>Intended to enforce secure password rules within user – facing forms or APIs</w:t>
+      </w:r>
+    </w:p>
+    <w:p>
+      <w:pPr>
+        <w:pStyle w:val="ListParagraph"/>
+        <w:ind w:left="1080"/>
+      </w:pPr>
+      <w:r>
+        <w:t>Inputs</w:t>
+      </w:r>
+    </w:p>
+    <w:p>
+      <w:pPr>
+        <w:pStyle w:val="ListParagraph"/>
+        <w:ind w:left="1080"/>
+      </w:pPr>
+      <w:r>
+        <w:t>•</w:t>
+      </w:r>
+      <w:r>
+        <w:tab/>
+        <w:t>Password as a parameter which takes in unique password given by the user as an input.</w:t>
+      </w:r>
+    </w:p>
+    <w:p>
+      <w:pPr>
+        <w:pStyle w:val="ListParagraph"/>
+        <w:ind w:left="1080"/>
+      </w:pPr>
+      <w:r>
+        <w:t>Outputs</w:t>
+      </w:r>
+    </w:p>
+    <w:p>
+      <w:pPr>
+        <w:pStyle w:val="ListParagraph"/>
+        <w:ind w:left="1080"/>
+      </w:pPr>
+      <w:r>
+        <w:t>o</w:t>
+      </w:r>
+      <w:r>
+        <w:tab/>
+        <w:t>Success:</w:t>
+      </w:r>
+    </w:p>
+    <w:p>
+      <w:pPr>
+        <w:pStyle w:val="ListParagraph"/>
+        <w:ind w:left="1080"/>
+      </w:pPr>
+      <w:r>
+        <w:t>o</w:t>
+      </w:r>
+      <w:r>
+        <w:tab/>
+        <w:t xml:space="preserve"> Return “The password is valid”</w:t>
+      </w:r>
+    </w:p>
+    <w:p>
+      <w:pPr>
+        <w:pStyle w:val="ListParagraph"/>
+        <w:ind w:left="1080"/>
+      </w:pPr>
+      <w:r>
+        <w:t>o</w:t>
+      </w:r>
+      <w:r>
+        <w:tab/>
+        <w:t>Failure:</w:t>
+      </w:r>
+    </w:p>
+    <w:p>
+      <w:pPr>
+        <w:pStyle w:val="ListParagraph"/>
+        <w:ind w:left="1080"/>
+      </w:pPr>
+      <w:r>
+        <w:t>o</w:t>
+      </w:r>
+      <w:r>
+        <w:tab/>
+        <w:t>Should return one or more of the following error messages in a list:</w:t>
+      </w:r>
+    </w:p>
+    <w:p>
+      <w:pPr>
+        <w:pStyle w:val="ListParagraph"/>
+        <w:ind w:left="1080"/>
+      </w:pPr>
+      <w:r>
+        <w:t></w:t>
+      </w:r>
+      <w:r>
+        <w:tab/>
+        <w:t>Please fill the password</w:t>
+      </w:r>
+    </w:p>
+    <w:p>
+      <w:pPr>
+        <w:pStyle w:val="ListParagraph"/>
+        <w:ind w:left="1080"/>
+      </w:pPr>
+      <w:r>
+        <w:t></w:t>
+      </w:r>
+      <w:r>
+        <w:tab/>
+        <w:t>Length must be between 12 and 72 characters</w:t>
+      </w:r>
+    </w:p>
+    <w:p>
+      <w:pPr>
+        <w:pStyle w:val="ListParagraph"/>
+        <w:ind w:left="1080"/>
+      </w:pPr>
+      <w:r>
+        <w:t></w:t>
+      </w:r>
+      <w:r>
+        <w:tab/>
+        <w:t>Password must contain a lowercase letter</w:t>
+      </w:r>
+    </w:p>
+    <w:p>
+      <w:pPr>
+        <w:pStyle w:val="ListParagraph"/>
+        <w:ind w:left="1080"/>
+      </w:pPr>
+      <w:r>
+        <w:t></w:t>
+      </w:r>
+      <w:r>
+        <w:tab/>
+        <w:t>Password must contain an uppercase letter</w:t>
+      </w:r>
+    </w:p>
+    <w:p>
+      <w:pPr>
+        <w:pStyle w:val="ListParagraph"/>
+        <w:ind w:left="1080"/>
+      </w:pPr>
+      <w:r>
+        <w:t></w:t>
+      </w:r>
+      <w:r>
+        <w:tab/>
+        <w:t>Password must contain a special character or a number</w:t>
+      </w:r>
+    </w:p>
+    <w:p>
+      <w:pPr>
+        <w:pStyle w:val="ListParagraph"/>
+        <w:ind w:left="1080"/>
+      </w:pPr>
+      <w:r>
+        <w:lastRenderedPageBreak/>
+        <w:t>Constraints</w:t>
+      </w:r>
+    </w:p>
+    <w:p>
+      <w:pPr>
+        <w:pStyle w:val="ListParagraph"/>
+        <w:ind w:left="1080"/>
+      </w:pPr>
+      <w:r>
+        <w:t>`IsValidPassword` is case-sensitive and must remain exactly as written.</w:t>
+      </w:r>
+    </w:p>
+    <w:p>
+      <w:pPr>
+        <w:pStyle w:val="ListParagraph"/>
+        <w:ind w:left="1080"/>
+      </w:pPr>
+      <w:r>
+        <w:t>Do NOT use `is_valid_password`.</w:t>
+      </w:r>
+    </w:p>
+    <w:p>
+      <w:pPr>
+        <w:pStyle w:val="ListParagraph"/>
+        <w:ind w:left="1080"/>
+      </w:pPr>
+      <w:r>
+        <w:t>The function name is strictly as mentioned. Do not alter it.</w:t>
+      </w:r>
+    </w:p>
+    <w:p>
+      <w:pPr>
+        <w:pStyle w:val="ListParagraph"/>
+        <w:ind w:left="1080"/>
+      </w:pPr>
+      <w:r>
+        <w:t>o</w:t>
+      </w:r>
+      <w:r>
+        <w:tab/>
+        <w:t>password is required and must not be None or missing .</w:t>
+      </w:r>
+    </w:p>
+    <w:p>
+      <w:pPr>
+        <w:pStyle w:val="ListParagraph"/>
+        <w:ind w:left="1080"/>
+      </w:pPr>
+      <w:r>
+        <w:t>o</w:t>
+      </w:r>
+      <w:r>
+        <w:tab/>
+        <w:t>password must be a string between 12 and 72 characters long</w:t>
+      </w:r>
+    </w:p>
+    <w:p>
+      <w:pPr>
+        <w:pStyle w:val="ListParagraph"/>
+        <w:ind w:left="1080"/>
+      </w:pPr>
+      <w:r>
+        <w:t>o</w:t>
+      </w:r>
+      <w:r>
+        <w:tab/>
+        <w:t>password must include at least :</w:t>
+      </w:r>
+    </w:p>
+    <w:p>
+      <w:pPr>
+        <w:pStyle w:val="ListParagraph"/>
+        <w:ind w:left="1080"/>
+      </w:pPr>
+      <w:r>
+        <w:t>o</w:t>
+      </w:r>
+      <w:r>
+        <w:tab/>
+        <w:t>one lowercase character ([a -z ])</w:t>
+      </w:r>
+    </w:p>
+    <w:p>
+      <w:pPr>
+        <w:pStyle w:val="ListParagraph"/>
+        <w:ind w:left="1080"/>
+      </w:pPr>
+      <w:r>
+        <w:t>o</w:t>
+      </w:r>
+      <w:r>
+        <w:tab/>
+        <w:t>one uppercase character ([A -Z ])</w:t>
+      </w:r>
+    </w:p>
+    <w:p>
+      <w:pPr>
+        <w:pStyle w:val="ListParagraph"/>
+        <w:ind w:left="1080"/>
+      </w:pPr>
+      <w:r>
+        <w:t>o</w:t>
+      </w:r>
+      <w:r>
+        <w:tab/>
+        <w:t>one digit or punctuation character ([!? @#$ %^&amp;* _ 0 -9])</w:t>
+      </w:r>
+    </w:p>
+    <w:p>
+      <w:pPr>
+        <w:pStyle w:val="ListParagraph"/>
+        <w:ind w:left="1080"/>
+      </w:pPr>
+      <w:r>
+        <w:t>o</w:t>
+      </w:r>
+      <w:r>
+        <w:tab/>
+        <w:t xml:space="preserve">The function does not modify the password value , only validates it . </w:t>
+      </w:r>
+    </w:p>
+    <w:p>
+      <w:pPr>
+        <w:pStyle w:val="ListParagraph"/>
+        <w:ind w:left="1080"/>
+      </w:pPr>
+      <w:r>
+        <w:t>o</w:t>
+      </w:r>
+      <w:r>
+        <w:tab/>
+        <w:t>Error messages are collected as a list and multiple error messages are appended into that list.</w:t>
+      </w:r>
+    </w:p>
+    <w:p>
+      <w:pPr>
+        <w:pStyle w:val="ListParagraph"/>
+        <w:ind w:left="1080"/>
+      </w:pPr>
+      <w:r>
+        <w:t>Known Edge cases</w:t>
+      </w:r>
+    </w:p>
+    <w:p>
+      <w:pPr>
+        <w:pStyle w:val="ListParagraph"/>
+        <w:ind w:left="1080"/>
+      </w:pPr>
+      <w:r>
+        <w:t>o</w:t>
+      </w:r>
+      <w:r>
+        <w:tab/>
+        <w:t>If : password is missing , It should append “Please fill the password” in errors list</w:t>
+      </w:r>
+    </w:p>
+    <w:p>
+      <w:pPr>
+        <w:pStyle w:val="ListParagraph"/>
+        <w:ind w:left="1080"/>
+      </w:pPr>
+      <w:r>
+        <w:t>o</w:t>
+      </w:r>
+      <w:r>
+        <w:tab/>
+        <w:t>If : password is shorter than 12 or longer than 72 characters , it should append message “ Length must be between 12 and 72 characters” in errors list</w:t>
+      </w:r>
+    </w:p>
+    <w:p>
+      <w:pPr>
+        <w:pStyle w:val="ListParagraph"/>
+        <w:ind w:left="1080"/>
+      </w:pPr>
+      <w:r>
+        <w:t>o</w:t>
+      </w:r>
+      <w:r>
+        <w:tab/>
+        <w:t>If : password lacks one of the required character types , appropriate message is appended into the errors list:</w:t>
+      </w:r>
+    </w:p>
+    <w:p>
+      <w:pPr>
+        <w:pStyle w:val="ListParagraph"/>
+        <w:ind w:left="1080"/>
+      </w:pPr>
+      <w:r>
+        <w:t>o</w:t>
+      </w:r>
+      <w:r>
+        <w:tab/>
+        <w:t>Password must contain a lowercase letter</w:t>
+      </w:r>
+    </w:p>
+    <w:p>
+      <w:pPr>
+        <w:pStyle w:val="ListParagraph"/>
+        <w:ind w:left="1080"/>
+      </w:pPr>
+      <w:r>
+        <w:t>o</w:t>
+      </w:r>
+      <w:r>
+        <w:tab/>
+        <w:t>Password must contain an uppercase letter</w:t>
+      </w:r>
+    </w:p>
+    <w:p>
+      <w:pPr>
+        <w:pStyle w:val="ListParagraph"/>
+        <w:ind w:left="1080"/>
+      </w:pPr>
+      <w:r>
+        <w:t>o</w:t>
+      </w:r>
+      <w:r>
+        <w:tab/>
+        <w:t>Password must contain a special character or a number</w:t>
+      </w:r>
+    </w:p>
+    <w:p>
+      <w:pPr>
+        <w:pStyle w:val="ListParagraph"/>
+        <w:ind w:left="1080"/>
+      </w:pPr>
+    </w:p>
+    <w:p>
+      <w:pPr>
+        <w:pStyle w:val="ListParagraph"/>
+        <w:ind w:left="1080"/>
+      </w:pPr>
+      <w:r>
+        <w:t>Example Calls &amp; Expected Outputs</w:t>
+      </w:r>
+    </w:p>
+    <w:p>
+      <w:pPr>
+        <w:pStyle w:val="ListParagraph"/>
+        <w:ind w:left="1080"/>
+      </w:pPr>
+      <w:r>
+        <w:t>1. Missing Password  IsValidPassword("")</w:t>
+      </w:r>
+    </w:p>
+    <w:p>
+      <w:pPr>
+        <w:pStyle w:val="ListParagraph"/>
+        <w:ind w:left="1080"/>
+      </w:pPr>
+      <w:r>
+        <w:t># =&gt; [“Please fill the password”]</w:t>
+      </w:r>
+    </w:p>
+    <w:p>
+      <w:pPr>
+        <w:pStyle w:val="ListParagraph"/>
+        <w:ind w:left="1080"/>
+      </w:pPr>
+      <w:r>
+        <w:t>2. Weak password</w:t>
+      </w:r>
+    </w:p>
+    <w:p>
+      <w:pPr>
+        <w:pStyle w:val="ListParagraph"/>
+        <w:ind w:left="1080"/>
+      </w:pPr>
+      <w:r>
+        <w:t># =&gt; ['Length must be between 12 and 72 characters', 'Password must contain an uppercase letter', 'Password must contain a special character or a number']</w:t>
+      </w:r>
+    </w:p>
+    <w:p>
+      <w:pPr>
+        <w:pStyle w:val="ListParagraph"/>
+        <w:ind w:left="1080"/>
+      </w:pPr>
+      <w:r>
+        <w:t>3. Strong Password</w:t>
+      </w:r>
+    </w:p>
+    <w:p>
+      <w:pPr>
+        <w:pStyle w:val="ListParagraph"/>
+        <w:ind w:left="1080"/>
+      </w:pPr>
+      <w:r>
+        <w:t># =&gt; “The password is valid”</w:t>
+      </w:r>
+    </w:p>
+    <w:p>
+      <w:pPr>
+        <w:pStyle w:val="ListParagraph"/>
+        <w:ind w:left="1080"/>
+      </w:pPr>
+      <w:r>
+        <w:t xml:space="preserve"> </w:t>
+      </w:r>
+    </w:p>
+    <w:p>
+      <w:pPr>
+        <w:pStyle w:val="ListParagraph"/>
+        <w:ind w:left="1080"/>
+      </w:pPr>
+    </w:p>
+    <w:p>
+      <w:pPr>
+        <w:pStyle w:val="ListParagraph"/>
+        <w:ind w:left="1080"/>
+      </w:pPr>
+      <w:r>
+        <w:cr/>
+      </w:r>
+    </w:p>
+    <w:p>
+      <w:pPr>
+        <w:pStyle w:val="ListParagraph"/>
+        <w:ind w:left="1080"/>
+      </w:pPr>
+    </w:p>
+    <w:p>
+      <w:pPr>
+        <w:pStyle w:val="ListParagraph"/>
+        <w:ind w:left="1080"/>
+      </w:pPr>
+    </w:p>
+    <w:p>
+      <w:pPr>
+        <w:pStyle w:val="ListParagraph"/>
+        <w:ind w:left="1080"/>
+      </w:pPr>
+    </w:p>
+    <w:p>
+      <w:pPr>
+        <w:pStyle w:val="ListParagraph"/>
+        <w:ind w:left="1080"/>
+      </w:pPr>
+    </w:p>
+    <w:p>
+      <w:pPr>
+        <w:pStyle w:val="ListParagraph"/>
+        <w:ind w:left="1080"/>
+      </w:pPr>
+    </w:p>
+    <w:p>
+      <w:pPr>
+        <w:pStyle w:val="ListParagraph"/>
+        <w:ind w:left="1080"/>
+      </w:pPr>
+    </w:p>
+    <w:p>
+      <w:pPr>
+        <w:pStyle w:val="ListParagraph"/>
+        <w:ind w:left="1080"/>
+      </w:pPr>
+    </w:p>
+    <w:p>
+      <w:pPr>
+        <w:pStyle w:val="ListParagraph"/>
+        <w:ind w:left="1080"/>
+      </w:pPr>
+    </w:p>
+    <w:p>
+      <w:pPr>
+        <w:pStyle w:val="ListParagraph"/>
+        <w:ind w:left="1080"/>
+      </w:pPr>
+    </w:p>
+    <w:p>
+      <w:pPr>
+        <w:pStyle w:val="ListParagraph"/>
+        <w:ind w:left="1080"/>
+      </w:pPr>
+    </w:p>
+    <w:p>
+      <w:pPr>
+        <w:pStyle w:val="ListParagraph"/>
+        <w:ind w:left="1080"/>
+      </w:pPr>
+    </w:p>
+    <w:p>
+      <w:pPr>
+        <w:pStyle w:val="ListParagraph"/>
+        <w:ind w:left="1080"/>
+      </w:pPr>
+    </w:p>
+    <w:p>
+      <w:pPr>
+        <w:pStyle w:val="ListParagraph"/>
+        <w:ind w:left="1080"/>
+      </w:pPr>
+    </w:p>
+    <w:p>
+      <w:pPr>
+        <w:pStyle w:val="ListParagraph"/>
+        <w:ind w:left="1080"/>
+      </w:pPr>
+    </w:p>
+    <w:p>
+      <w:pPr>
+        <w:pStyle w:val="ListParagraph"/>
+        <w:ind w:left="1080"/>
+      </w:pPr>
+    </w:p>
+    <w:p>
+      <w:r>
+        <w:t xml:space="preserve">Module Name: </w:t>
+      </w:r>
+      <w:r>
+        <w:t>product_list_view</w:t>
       </w:r>
     </w:p>
     <w:p>
@@ -3417,21 +4052,7 @@
         <w:t xml:space="preserve"> </w:t>
       </w:r>
       <w:r>
-        <w:t>is_v</w:t>
-      </w:r>
-      <w:r>
-        <w:t>alid</w:t>
-      </w:r>
-      <w:r>
-        <w:t>_p</w:t>
-      </w:r>
-      <w:bookmarkStart w:id="0" w:name="_GoBack"/>
-      <w:bookmarkEnd w:id="0"/>
-      <w:r>
-        <w:t>assword</w:t>
-      </w:r>
-      <w:r>
-        <w:t>()</w:t>
+        <w:t>shopping_list</w:t>
       </w:r>
     </w:p>
     <w:p>
@@ -3448,7 +4069,22 @@
         </w:numPr>
       </w:pPr>
       <w:r>
-        <w:t>Validates the strength and presence of a user ’s password in an Ecto changeset .</w:t>
+        <w:t>Takes</w:t>
+      </w:r>
+      <w:r>
+        <w:t xml:space="preserve"> </w:t>
+      </w:r>
+      <w:r>
+        <w:t xml:space="preserve">a </w:t>
+      </w:r>
+      <w:r>
+        <w:t xml:space="preserve">product </w:t>
+      </w:r>
+      <w:r>
+        <w:t xml:space="preserve">list as input from the function argument </w:t>
+      </w:r>
+      <w:r>
+        <w:t>and renders the title of each product inside an HTML list .</w:t>
       </w:r>
     </w:p>
     <w:p>
@@ -3460,37 +4096,19 @@
         </w:numPr>
       </w:pPr>
       <w:r>
-        <w:t>Ensures the password meets length and complexity requirements</w:t>
-      </w:r>
-      <w:r>
-        <w:t xml:space="preserve"> </w:t>
-      </w:r>
-      <w:r>
-        <w:t>before account creation or update .</w:t>
-      </w:r>
-    </w:p>
-    <w:p>
-      <w:pPr>
-        <w:pStyle w:val="ListParagraph"/>
-        <w:numPr>
-          <w:ilvl w:val="0"/>
-          <w:numId w:val="1"/>
-        </w:numPr>
-      </w:pPr>
-      <w:r>
-        <w:t xml:space="preserve">Intended to enforce secure password rules within user </w:t>
-      </w:r>
-      <w:r>
-        <w:t>–</w:t>
-      </w:r>
-      <w:r>
-        <w:t xml:space="preserve"> facing</w:t>
-      </w:r>
-      <w:r>
-        <w:t xml:space="preserve"> </w:t>
-      </w:r>
-      <w:r>
-        <w:t>forms or APIs</w:t>
+        <w:t>Addresses the need to extract meaningful brand information from</w:t>
+      </w:r>
+    </w:p>
+    <w:p>
+      <w:pPr>
+        <w:pStyle w:val="ListParagraph"/>
+        <w:ind w:left="1440"/>
+      </w:pPr>
+      <w:r>
+        <w:t xml:space="preserve">raw product data for </w:t>
+      </w:r>
+      <w:r>
+        <w:t>display or filtering purposes .</w:t>
       </w:r>
     </w:p>
     <w:p>
@@ -3503,14 +4121,29 @@
         <w:pStyle w:val="ListParagraph"/>
         <w:numPr>
           <w:ilvl w:val="0"/>
-          <w:numId w:val="1"/>
-        </w:numPr>
-      </w:pPr>
-      <w:r>
-        <w:t>Password as a parameter which takes in unique password given by the user</w:t>
-      </w:r>
-      <w:r>
-        <w:t xml:space="preserve"> as an input.</w:t>
+          <w:numId w:val="3"/>
+        </w:numPr>
+      </w:pPr>
+      <w:r>
+        <w:t>Parameters</w:t>
+      </w:r>
+      <w:r>
+        <w:t xml:space="preserve"> :</w:t>
+      </w:r>
+    </w:p>
+    <w:p>
+      <w:pPr>
+        <w:pStyle w:val="ListParagraph"/>
+        <w:numPr>
+          <w:ilvl w:val="1"/>
+          <w:numId w:val="3"/>
+        </w:numPr>
+      </w:pPr>
+      <w:r>
+        <w:t xml:space="preserve"> shopping_list: </w:t>
+      </w:r>
+      <w:r>
+        <w:t>A list of product dictionaries.</w:t>
       </w:r>
     </w:p>
     <w:p>
@@ -3527,7 +4160,7 @@
         </w:numPr>
       </w:pPr>
       <w:r>
-        <w:t>Success:</w:t>
+        <w:t>HTML Structure:</w:t>
       </w:r>
     </w:p>
     <w:p>
@@ -3539,100 +4172,7 @@
         </w:numPr>
       </w:pPr>
       <w:r>
-        <w:t xml:space="preserve"> Return </w:t>
-      </w:r>
-      <w:r>
-        <w:t>“</w:t>
-      </w:r>
-      <w:r>
-        <w:t>The password is valid</w:t>
-      </w:r>
-      <w:r>
-        <w:t>”</w:t>
-      </w:r>
-    </w:p>
-    <w:p>
-      <w:pPr>
-        <w:pStyle w:val="ListParagraph"/>
-        <w:numPr>
-          <w:ilvl w:val="0"/>
-          <w:numId w:val="9"/>
-        </w:numPr>
-      </w:pPr>
-      <w:r>
-        <w:t>Failure:</w:t>
-      </w:r>
-    </w:p>
-    <w:p>
-      <w:pPr>
-        <w:pStyle w:val="ListParagraph"/>
-        <w:numPr>
-          <w:ilvl w:val="1"/>
-          <w:numId w:val="9"/>
-        </w:numPr>
-      </w:pPr>
-      <w:r>
-        <w:t>Should return one or more of the following error messages in a list:</w:t>
-      </w:r>
-    </w:p>
-    <w:p>
-      <w:pPr>
-        <w:pStyle w:val="ListParagraph"/>
-        <w:numPr>
-          <w:ilvl w:val="2"/>
-          <w:numId w:val="9"/>
-        </w:numPr>
-      </w:pPr>
-      <w:r>
-        <w:t>Please fill the password</w:t>
-      </w:r>
-    </w:p>
-    <w:p>
-      <w:pPr>
-        <w:pStyle w:val="ListParagraph"/>
-        <w:numPr>
-          <w:ilvl w:val="2"/>
-          <w:numId w:val="9"/>
-        </w:numPr>
-      </w:pPr>
-      <w:r>
-        <w:t>Length must be between 12 and 72 characters</w:t>
-      </w:r>
-    </w:p>
-    <w:p>
-      <w:pPr>
-        <w:pStyle w:val="ListParagraph"/>
-        <w:numPr>
-          <w:ilvl w:val="2"/>
-          <w:numId w:val="9"/>
-        </w:numPr>
-      </w:pPr>
-      <w:r>
-        <w:t>Password must contain a lowercase letter</w:t>
-      </w:r>
-    </w:p>
-    <w:p>
-      <w:pPr>
-        <w:pStyle w:val="ListParagraph"/>
-        <w:numPr>
-          <w:ilvl w:val="2"/>
-          <w:numId w:val="9"/>
-        </w:numPr>
-      </w:pPr>
-      <w:r>
-        <w:t>Password must contain an uppercase letter</w:t>
-      </w:r>
-    </w:p>
-    <w:p>
-      <w:pPr>
-        <w:pStyle w:val="ListParagraph"/>
-        <w:numPr>
-          <w:ilvl w:val="2"/>
-          <w:numId w:val="9"/>
-        </w:numPr>
-      </w:pPr>
-      <w:r>
-        <w:t>Password must contain a special character or a number</w:t>
+        <w:t>Outputs a &lt;ul &gt; with &lt;li &gt; elements , each containing the title of a product</w:t>
       </w:r>
     </w:p>
     <w:p>
@@ -3649,13 +4189,19 @@
         </w:numPr>
       </w:pPr>
       <w:r>
-        <w:t xml:space="preserve">password is required and must not be </w:t>
+        <w:t xml:space="preserve">Assumes that each product map returned includes a non - </w:t>
       </w:r>
       <w:r>
         <w:t>None</w:t>
       </w:r>
       <w:r>
-        <w:t xml:space="preserve"> or missing .</w:t>
+        <w:t xml:space="preserve"> ,</w:t>
+      </w:r>
+      <w:r>
+        <w:t xml:space="preserve"> </w:t>
+      </w:r>
+      <w:r>
+        <w:t xml:space="preserve">non - empty </w:t>
       </w:r>
     </w:p>
     <w:p>
@@ -3667,678 +4213,42 @@
         </w:numPr>
       </w:pPr>
       <w:r>
+        <w:t>Titles are rendered without sanitization = &gt; any HTML content</w:t>
+      </w:r>
+      <w:r>
+        <w:t xml:space="preserve"> </w:t>
+      </w:r>
+      <w:r>
+        <w:t>in titles must be trusted or sanitized before assignment</w:t>
+      </w:r>
+    </w:p>
+    <w:p>
+      <w:pPr>
+        <w:pStyle w:val="ListParagraph"/>
+        <w:numPr>
+          <w:ilvl w:val="0"/>
+          <w:numId w:val="10"/>
+        </w:numPr>
+      </w:pPr>
+      <w:r>
+        <w:t>No pagination , filtering , or interaction logic is included</w:t>
+      </w:r>
+    </w:p>
+    <w:p>
+      <w:r>
+        <w:t>Known Edge cases</w:t>
+      </w:r>
+    </w:p>
+    <w:p>
+      <w:pPr>
+        <w:pStyle w:val="ListParagraph"/>
+        <w:numPr>
+          <w:ilvl w:val="0"/>
+          <w:numId w:val="11"/>
+        </w:numPr>
+      </w:pPr>
+      <w:r>
         <w:lastRenderedPageBreak/>
-        <w:t xml:space="preserve">password must be a string between </w:t>
-      </w:r>
-      <w:r>
-        <w:t>12</w:t>
-      </w:r>
-      <w:r>
-        <w:t xml:space="preserve"> and </w:t>
-      </w:r>
-      <w:r>
-        <w:t>72</w:t>
-      </w:r>
-      <w:r>
-        <w:t xml:space="preserve"> characters long</w:t>
-      </w:r>
-    </w:p>
-    <w:p>
-      <w:pPr>
-        <w:pStyle w:val="ListParagraph"/>
-        <w:numPr>
-          <w:ilvl w:val="0"/>
-          <w:numId w:val="10"/>
-        </w:numPr>
-      </w:pPr>
-      <w:r>
-        <w:t>password must include at least :</w:t>
-      </w:r>
-    </w:p>
-    <w:p>
-      <w:pPr>
-        <w:pStyle w:val="ListParagraph"/>
-        <w:numPr>
-          <w:ilvl w:val="1"/>
-          <w:numId w:val="10"/>
-        </w:numPr>
-      </w:pPr>
-      <w:r>
-        <w:t>one lowercase character ([a -z ])</w:t>
-      </w:r>
-    </w:p>
-    <w:p>
-      <w:pPr>
-        <w:pStyle w:val="ListParagraph"/>
-        <w:numPr>
-          <w:ilvl w:val="1"/>
-          <w:numId w:val="10"/>
-        </w:numPr>
-      </w:pPr>
-      <w:r>
-        <w:t>one uppercase character ([A -Z ])</w:t>
-      </w:r>
-    </w:p>
-    <w:p>
-      <w:pPr>
-        <w:pStyle w:val="ListParagraph"/>
-        <w:numPr>
-          <w:ilvl w:val="1"/>
-          <w:numId w:val="10"/>
-        </w:numPr>
-      </w:pPr>
-      <w:r>
-        <w:t>one digit or punctuation character ([!? @#$ %^&amp;* _</w:t>
-      </w:r>
-      <w:r>
-        <w:t xml:space="preserve"> </w:t>
-      </w:r>
-      <w:r>
-        <w:t>0 -9])</w:t>
-      </w:r>
-    </w:p>
-    <w:p>
-      <w:pPr>
-        <w:pStyle w:val="ListParagraph"/>
-        <w:numPr>
-          <w:ilvl w:val="0"/>
-          <w:numId w:val="10"/>
-        </w:numPr>
-      </w:pPr>
-      <w:r>
-        <w:t>The function does not modify the password value , only validates it .</w:t>
-      </w:r>
-      <w:r>
-        <w:cr/>
-      </w:r>
-    </w:p>
-    <w:p>
-      <w:pPr>
-        <w:pStyle w:val="ListParagraph"/>
-        <w:numPr>
-          <w:ilvl w:val="0"/>
-          <w:numId w:val="10"/>
-        </w:numPr>
-      </w:pPr>
-      <w:r>
-        <w:t>Error messages are collected as a list and multiple error messages are appended into that list.</w:t>
-      </w:r>
-    </w:p>
-    <w:p>
-      <w:r>
-        <w:t>Known Edge cases</w:t>
-      </w:r>
-    </w:p>
-    <w:p>
-      <w:pPr>
-        <w:pStyle w:val="ListParagraph"/>
-        <w:numPr>
-          <w:ilvl w:val="0"/>
-          <w:numId w:val="11"/>
-        </w:numPr>
-      </w:pPr>
-      <w:r>
-        <w:t xml:space="preserve">If : password is missing , </w:t>
-      </w:r>
-      <w:r>
-        <w:t xml:space="preserve">It should </w:t>
-      </w:r>
-      <w:r>
-        <w:t>append</w:t>
-      </w:r>
-      <w:r>
-        <w:t xml:space="preserve"> “Please fill the password”</w:t>
-      </w:r>
-      <w:r>
-        <w:t xml:space="preserve"> in errors list</w:t>
-      </w:r>
-    </w:p>
-    <w:p>
-      <w:pPr>
-        <w:pStyle w:val="ListParagraph"/>
-        <w:numPr>
-          <w:ilvl w:val="0"/>
-          <w:numId w:val="11"/>
-        </w:numPr>
-      </w:pPr>
-      <w:r>
-        <w:t xml:space="preserve">If : password is shorter than </w:t>
-      </w:r>
-      <w:r>
-        <w:t>12</w:t>
-      </w:r>
-      <w:r>
-        <w:t xml:space="preserve"> or longer than </w:t>
-      </w:r>
-      <w:r>
-        <w:t xml:space="preserve">72 </w:t>
-      </w:r>
-      <w:r>
-        <w:t xml:space="preserve">characters , it should </w:t>
-      </w:r>
-      <w:r>
-        <w:t xml:space="preserve">append </w:t>
-      </w:r>
-      <w:r>
-        <w:t xml:space="preserve">message “ </w:t>
-      </w:r>
-      <w:r>
-        <w:t>Length must be between 12 and 72 characters</w:t>
-      </w:r>
-      <w:r>
-        <w:t>”</w:t>
-      </w:r>
-      <w:r>
-        <w:t xml:space="preserve"> in errors list</w:t>
-      </w:r>
-    </w:p>
-    <w:p>
-      <w:pPr>
-        <w:pStyle w:val="ListParagraph"/>
-        <w:numPr>
-          <w:ilvl w:val="0"/>
-          <w:numId w:val="11"/>
-        </w:numPr>
-      </w:pPr>
-      <w:r>
-        <w:t xml:space="preserve">If </w:t>
-      </w:r>
-      <w:r>
-        <w:t xml:space="preserve">: </w:t>
-      </w:r>
-      <w:r>
-        <w:t>password lacks one of the required character types ,</w:t>
-      </w:r>
-      <w:r>
-        <w:t xml:space="preserve"> </w:t>
-      </w:r>
-      <w:r>
-        <w:t xml:space="preserve">appropriate message is </w:t>
-      </w:r>
-      <w:r>
-        <w:t>appended into the errors list:</w:t>
-      </w:r>
-    </w:p>
-    <w:p>
-      <w:pPr>
-        <w:pStyle w:val="ListParagraph"/>
-        <w:numPr>
-          <w:ilvl w:val="1"/>
-          <w:numId w:val="11"/>
-        </w:numPr>
-      </w:pPr>
-      <w:r>
-        <w:t>Password must contain a lowercase letter</w:t>
-      </w:r>
-    </w:p>
-    <w:p>
-      <w:pPr>
-        <w:pStyle w:val="ListParagraph"/>
-        <w:numPr>
-          <w:ilvl w:val="1"/>
-          <w:numId w:val="11"/>
-        </w:numPr>
-      </w:pPr>
-      <w:r>
-        <w:t>Password must contain an uppercase letter</w:t>
-      </w:r>
-    </w:p>
-    <w:p>
-      <w:pPr>
-        <w:pStyle w:val="ListParagraph"/>
-        <w:numPr>
-          <w:ilvl w:val="1"/>
-          <w:numId w:val="11"/>
-        </w:numPr>
-      </w:pPr>
-      <w:r>
-        <w:t>Password must contain a special characte</w:t>
-      </w:r>
-      <w:r>
-        <w:t>r</w:t>
-      </w:r>
-      <w:r>
-        <w:t xml:space="preserve"> or </w:t>
-      </w:r>
-      <w:r>
-        <w:t>a number</w:t>
-      </w:r>
-    </w:p>
-    <w:p>
-      <w:pPr>
-        <w:pStyle w:val="ListParagraph"/>
-        <w:ind w:left="1440"/>
-      </w:pPr>
-    </w:p>
-    <w:p>
-      <w:r>
-        <w:t>Example Calls &amp; Expected Outputs</w:t>
-      </w:r>
-    </w:p>
-    <w:p>
-      <w:pPr>
-        <w:pStyle w:val="ListParagraph"/>
-        <w:ind w:left="1080"/>
-      </w:pPr>
-      <w:r>
-        <w:t xml:space="preserve">1. </w:t>
-      </w:r>
-      <w:r>
-        <w:t>Missing Password</w:t>
-      </w:r>
-      <w:r>
-        <w:cr/>
-      </w:r>
-      <w:r>
-        <w:t xml:space="preserve"> IsValidPassword("")</w:t>
-      </w:r>
-    </w:p>
-    <w:p>
-      <w:pPr>
-        <w:pStyle w:val="ListParagraph"/>
-        <w:ind w:left="1080"/>
-      </w:pPr>
-      <w:r>
-        <w:t xml:space="preserve"># =&gt; </w:t>
-      </w:r>
-      <w:r>
-        <w:t>[“</w:t>
-      </w:r>
-      <w:r>
-        <w:t>Please fill the password</w:t>
-      </w:r>
-      <w:r>
-        <w:t>”]</w:t>
-      </w:r>
-    </w:p>
-    <w:p>
-      <w:pPr>
-        <w:pStyle w:val="ListParagraph"/>
-        <w:ind w:left="1080"/>
-      </w:pPr>
-      <w:r>
-        <w:t xml:space="preserve">2. </w:t>
-      </w:r>
-      <w:r>
-        <w:t>Weak password</w:t>
-      </w:r>
-    </w:p>
-    <w:p>
-      <w:pPr>
-        <w:pStyle w:val="ListParagraph"/>
-        <w:ind w:left="1080"/>
-      </w:pPr>
-      <w:r>
-        <w:t xml:space="preserve"># =&gt; </w:t>
-      </w:r>
-      <w:r>
-        <w:t>['Length must be between 12 and 72 characters', 'Password must contain an uppercase letter', 'Password must contain a special character or a number']</w:t>
-      </w:r>
-    </w:p>
-    <w:p>
-      <w:pPr>
-        <w:pStyle w:val="ListParagraph"/>
-        <w:ind w:left="1080"/>
-      </w:pPr>
-      <w:r>
-        <w:t xml:space="preserve">3. </w:t>
-      </w:r>
-      <w:r>
-        <w:t>Strong Password</w:t>
-      </w:r>
-    </w:p>
-    <w:p>
-      <w:pPr>
-        <w:pStyle w:val="ListParagraph"/>
-        <w:ind w:left="1080"/>
-      </w:pPr>
-      <w:r>
-        <w:t xml:space="preserve"># =&gt; </w:t>
-      </w:r>
-      <w:r>
-        <w:t>“</w:t>
-      </w:r>
-      <w:r>
-        <w:t>The password is valid</w:t>
-      </w:r>
-      <w:r>
-        <w:t>”</w:t>
-      </w:r>
-    </w:p>
-    <w:p>
-      <w:pPr>
-        <w:pStyle w:val="ListParagraph"/>
-        <w:ind w:left="1080"/>
-      </w:pPr>
-      <w:r>
-        <w:t xml:space="preserve"> </w:t>
-      </w:r>
-    </w:p>
-    <w:p>
-      <w:pPr>
-        <w:pStyle w:val="ListParagraph"/>
-        <w:ind w:left="1080"/>
-      </w:pPr>
-    </w:p>
-    <w:p>
-      <w:pPr>
-        <w:pStyle w:val="ListParagraph"/>
-        <w:ind w:left="1080"/>
-      </w:pPr>
-      <w:r>
-        <w:cr/>
-      </w:r>
-    </w:p>
-    <w:p>
-      <w:pPr>
-        <w:pStyle w:val="ListParagraph"/>
-        <w:ind w:left="1080"/>
-      </w:pPr>
-    </w:p>
-    <w:p>
-      <w:pPr>
-        <w:pStyle w:val="ListParagraph"/>
-        <w:ind w:left="1080"/>
-      </w:pPr>
-    </w:p>
-    <w:p>
-      <w:pPr>
-        <w:pStyle w:val="ListParagraph"/>
-        <w:ind w:left="1080"/>
-      </w:pPr>
-    </w:p>
-    <w:p>
-      <w:pPr>
-        <w:pStyle w:val="ListParagraph"/>
-        <w:ind w:left="1080"/>
-      </w:pPr>
-    </w:p>
-    <w:p>
-      <w:pPr>
-        <w:pStyle w:val="ListParagraph"/>
-        <w:ind w:left="1080"/>
-      </w:pPr>
-    </w:p>
-    <w:p>
-      <w:pPr>
-        <w:pStyle w:val="ListParagraph"/>
-        <w:ind w:left="1080"/>
-      </w:pPr>
-    </w:p>
-    <w:p>
-      <w:pPr>
-        <w:pStyle w:val="ListParagraph"/>
-        <w:ind w:left="1080"/>
-      </w:pPr>
-    </w:p>
-    <w:p>
-      <w:pPr>
-        <w:pStyle w:val="ListParagraph"/>
-        <w:ind w:left="1080"/>
-      </w:pPr>
-    </w:p>
-    <w:p>
-      <w:pPr>
-        <w:pStyle w:val="ListParagraph"/>
-        <w:ind w:left="1080"/>
-      </w:pPr>
-    </w:p>
-    <w:p>
-      <w:pPr>
-        <w:pStyle w:val="ListParagraph"/>
-        <w:ind w:left="1080"/>
-      </w:pPr>
-    </w:p>
-    <w:p>
-      <w:pPr>
-        <w:pStyle w:val="ListParagraph"/>
-        <w:ind w:left="1080"/>
-      </w:pPr>
-    </w:p>
-    <w:p>
-      <w:pPr>
-        <w:pStyle w:val="ListParagraph"/>
-        <w:ind w:left="1080"/>
-      </w:pPr>
-    </w:p>
-    <w:p>
-      <w:pPr>
-        <w:pStyle w:val="ListParagraph"/>
-        <w:ind w:left="1080"/>
-      </w:pPr>
-    </w:p>
-    <w:p>
-      <w:pPr>
-        <w:pStyle w:val="ListParagraph"/>
-        <w:ind w:left="1080"/>
-      </w:pPr>
-    </w:p>
-    <w:p>
-      <w:pPr>
-        <w:pStyle w:val="ListParagraph"/>
-        <w:ind w:left="1080"/>
-      </w:pPr>
-    </w:p>
-    <w:p>
-      <w:r>
-        <w:t xml:space="preserve">Module Name: </w:t>
-      </w:r>
-      <w:r>
-        <w:t>product_list_view</w:t>
-      </w:r>
-    </w:p>
-    <w:p>
-      <w:r>
-        <w:t>Function_Name:</w:t>
-      </w:r>
-      <w:r>
-        <w:rPr>
-          <w:rFonts w:ascii="Consolas" w:eastAsia="Times New Roman" w:hAnsi="Consolas" w:cs="Times New Roman"/>
-          <w:color w:val="7AA2F7"/>
-          <w:kern w:val="0"/>
-          <w:sz w:val="21"/>
-          <w:szCs w:val="21"/>
-          <w14:ligatures w14:val="none"/>
-        </w:rPr>
-        <w:t xml:space="preserve"> </w:t>
-      </w:r>
-      <w:r>
-        <w:t>shopping_list</w:t>
-      </w:r>
-    </w:p>
-    <w:p>
-      <w:r>
-        <w:t>Purpose</w:t>
-      </w:r>
-    </w:p>
-    <w:p>
-      <w:pPr>
-        <w:pStyle w:val="ListParagraph"/>
-        <w:numPr>
-          <w:ilvl w:val="0"/>
-          <w:numId w:val="1"/>
-        </w:numPr>
-      </w:pPr>
-      <w:r>
-        <w:t>Takes</w:t>
-      </w:r>
-      <w:r>
-        <w:t xml:space="preserve"> </w:t>
-      </w:r>
-      <w:r>
-        <w:t xml:space="preserve">a </w:t>
-      </w:r>
-      <w:r>
-        <w:t xml:space="preserve">product </w:t>
-      </w:r>
-      <w:r>
-        <w:t xml:space="preserve">list as input from the function argument </w:t>
-      </w:r>
-      <w:r>
-        <w:t>and renders the title of each product inside an HTML list .</w:t>
-      </w:r>
-    </w:p>
-    <w:p>
-      <w:pPr>
-        <w:pStyle w:val="ListParagraph"/>
-        <w:numPr>
-          <w:ilvl w:val="0"/>
-          <w:numId w:val="1"/>
-        </w:numPr>
-      </w:pPr>
-      <w:r>
-        <w:t>Addresses the need to extract meaningful brand information from</w:t>
-      </w:r>
-    </w:p>
-    <w:p>
-      <w:pPr>
-        <w:pStyle w:val="ListParagraph"/>
-        <w:ind w:left="1440"/>
-      </w:pPr>
-      <w:r>
-        <w:t xml:space="preserve">raw product data for </w:t>
-      </w:r>
-      <w:r>
-        <w:t>display or filtering purposes .</w:t>
-      </w:r>
-    </w:p>
-    <w:p>
-      <w:r>
-        <w:t>Inputs</w:t>
-      </w:r>
-    </w:p>
-    <w:p>
-      <w:pPr>
-        <w:pStyle w:val="ListParagraph"/>
-        <w:numPr>
-          <w:ilvl w:val="0"/>
-          <w:numId w:val="3"/>
-        </w:numPr>
-      </w:pPr>
-      <w:r>
-        <w:t>Parameters</w:t>
-      </w:r>
-      <w:r>
-        <w:t xml:space="preserve"> :</w:t>
-      </w:r>
-    </w:p>
-    <w:p>
-      <w:pPr>
-        <w:pStyle w:val="ListParagraph"/>
-        <w:numPr>
-          <w:ilvl w:val="1"/>
-          <w:numId w:val="3"/>
-        </w:numPr>
-      </w:pPr>
-      <w:r>
-        <w:t xml:space="preserve"> shopping_list: </w:t>
-      </w:r>
-      <w:r>
-        <w:t>A list of product dictionaries.</w:t>
-      </w:r>
-    </w:p>
-    <w:p>
-      <w:r>
-        <w:t>Outputs</w:t>
-      </w:r>
-    </w:p>
-    <w:p>
-      <w:pPr>
-        <w:pStyle w:val="ListParagraph"/>
-        <w:numPr>
-          <w:ilvl w:val="0"/>
-          <w:numId w:val="9"/>
-        </w:numPr>
-      </w:pPr>
-      <w:r>
-        <w:t>HTML Structure:</w:t>
-      </w:r>
-    </w:p>
-    <w:p>
-      <w:pPr>
-        <w:pStyle w:val="ListParagraph"/>
-        <w:numPr>
-          <w:ilvl w:val="1"/>
-          <w:numId w:val="9"/>
-        </w:numPr>
-      </w:pPr>
-      <w:r>
-        <w:t>Outputs a &lt;ul &gt; with &lt;li &gt; elements , each containing the title of a product</w:t>
-      </w:r>
-    </w:p>
-    <w:p>
-      <w:r>
-        <w:t>Constraints</w:t>
-      </w:r>
-    </w:p>
-    <w:p>
-      <w:pPr>
-        <w:pStyle w:val="ListParagraph"/>
-        <w:numPr>
-          <w:ilvl w:val="0"/>
-          <w:numId w:val="10"/>
-        </w:numPr>
-      </w:pPr>
-      <w:r>
-        <w:t xml:space="preserve">Assumes that each product map returned includes a non - </w:t>
-      </w:r>
-      <w:r>
-        <w:t>None</w:t>
-      </w:r>
-      <w:r>
-        <w:t xml:space="preserve"> ,</w:t>
-      </w:r>
-      <w:r>
-        <w:t xml:space="preserve"> </w:t>
-      </w:r>
-      <w:r>
-        <w:t xml:space="preserve">non - empty </w:t>
-      </w:r>
-    </w:p>
-    <w:p>
-      <w:pPr>
-        <w:pStyle w:val="ListParagraph"/>
-        <w:numPr>
-          <w:ilvl w:val="0"/>
-          <w:numId w:val="10"/>
-        </w:numPr>
-      </w:pPr>
-      <w:r>
-        <w:t>Titles are rendered without sanitization = &gt; any HTML content</w:t>
-      </w:r>
-      <w:r>
-        <w:t xml:space="preserve"> </w:t>
-      </w:r>
-      <w:r>
-        <w:t>in titles must be trusted or sanitized before assignment</w:t>
-      </w:r>
-    </w:p>
-    <w:p>
-      <w:pPr>
-        <w:pStyle w:val="ListParagraph"/>
-        <w:numPr>
-          <w:ilvl w:val="0"/>
-          <w:numId w:val="10"/>
-        </w:numPr>
-      </w:pPr>
-      <w:r>
-        <w:t>No pagination , filtering , or interaction logic is included</w:t>
-      </w:r>
-    </w:p>
-    <w:p>
-      <w:r>
-        <w:t>Known Edge cases</w:t>
-      </w:r>
-    </w:p>
-    <w:p>
-      <w:pPr>
-        <w:pStyle w:val="ListParagraph"/>
-        <w:numPr>
-          <w:ilvl w:val="0"/>
-          <w:numId w:val="11"/>
-        </w:numPr>
-      </w:pPr>
-      <w:r>
         <w:t xml:space="preserve">If shopping_list returns an empty list , the &lt;ul&gt; will render no &lt;li &gt; elements rather it will return </w:t>
       </w:r>
       <w:r>
@@ -4350,7 +4260,6 @@
     </w:p>
     <w:p>
       <w:r>
-        <w:lastRenderedPageBreak/>
         <w:t>Example Calls &amp; Expected Outputs</w:t>
       </w:r>
     </w:p>
@@ -4969,6 +4878,7 @@
         </w:numPr>
       </w:pPr>
       <w:r>
+        <w:lastRenderedPageBreak/>
         <w:t>A slugified string containing only alphanumerics and the</w:t>
       </w:r>
       <w:r>
@@ -4987,253 +4897,252 @@
         </w:numPr>
       </w:pPr>
       <w:r>
+        <w:t xml:space="preserve">Returns </w:t>
+      </w:r>
+      <w:r>
+        <w:t>None</w:t>
+      </w:r>
+      <w:r>
+        <w:t xml:space="preserve"> if no valid slug can be generated (e.g .input contains only invalid characters ).</w:t>
+      </w:r>
+    </w:p>
+    <w:p>
+      <w:r>
+        <w:t>Constraints</w:t>
+      </w:r>
+    </w:p>
+    <w:p>
+      <w:pPr>
+        <w:pStyle w:val="ListParagraph"/>
+        <w:numPr>
+          <w:ilvl w:val="0"/>
+          <w:numId w:val="10"/>
+        </w:numPr>
+      </w:pPr>
+      <w:r>
+        <w:t>Slug must include only alphanumeric characters and the</w:t>
+      </w:r>
+      <w:r>
+        <w:t xml:space="preserve"> </w:t>
+      </w:r>
+      <w:r>
+        <w:t xml:space="preserve">configured separator . </w:t>
+      </w:r>
+    </w:p>
+    <w:p>
+      <w:pPr>
+        <w:pStyle w:val="ListParagraph"/>
+        <w:numPr>
+          <w:ilvl w:val="0"/>
+          <w:numId w:val="10"/>
+        </w:numPr>
+      </w:pPr>
+      <w:r>
+        <w:t>Characters listed in : ignore remain unchanged in the output .</w:t>
+      </w:r>
+    </w:p>
+    <w:p>
+      <w:pPr>
+        <w:pStyle w:val="ListParagraph"/>
+        <w:numPr>
+          <w:ilvl w:val="0"/>
+          <w:numId w:val="10"/>
+        </w:numPr>
+      </w:pPr>
+      <w:r>
+        <w:t>Punctuation is removed unless explicitly preserved via :ignore .</w:t>
+      </w:r>
+    </w:p>
+    <w:p>
+      <w:pPr>
+        <w:pStyle w:val="ListParagraph"/>
+        <w:numPr>
+          <w:ilvl w:val="0"/>
+          <w:numId w:val="10"/>
+        </w:numPr>
+      </w:pPr>
+      <w:r>
+        <w:t>Input must be valid UTF -8</w:t>
+      </w:r>
+    </w:p>
+    <w:p/>
+    <w:p>
+      <w:r>
+        <w:t>Known Edge Cases</w:t>
+      </w:r>
+    </w:p>
+    <w:p>
+      <w:pPr>
+        <w:pStyle w:val="ListParagraph"/>
+        <w:numPr>
+          <w:ilvl w:val="0"/>
+          <w:numId w:val="3"/>
+        </w:numPr>
+      </w:pPr>
+      <w:r>
+        <w:t xml:space="preserve">Empty input or punctuation - only input =&gt; returns </w:t>
+      </w:r>
+      <w:r>
+        <w:t>None</w:t>
+      </w:r>
+    </w:p>
+    <w:p>
+      <w:pPr>
+        <w:pStyle w:val="ListParagraph"/>
+        <w:numPr>
+          <w:ilvl w:val="0"/>
+          <w:numId w:val="3"/>
+        </w:numPr>
+      </w:pPr>
+      <w:r>
+        <w:t>Very small : truncate values (e .g., 1 or 2) may eliminate all words if none fit .</w:t>
+      </w:r>
+      <w:r>
+        <w:cr/>
+      </w:r>
+    </w:p>
+    <w:p>
+      <w:pPr>
+        <w:pStyle w:val="ListParagraph"/>
+        <w:numPr>
+          <w:ilvl w:val="0"/>
+          <w:numId w:val="3"/>
+        </w:numPr>
+      </w:pPr>
+      <w:r>
+        <w:t>Leading / trailing and repeated whitespace =&gt; cleaned up .</w:t>
+      </w:r>
+    </w:p>
+    <w:p>
+      <w:pPr>
+        <w:pStyle w:val="ListParagraph"/>
+        <w:ind w:left="1440"/>
+      </w:pPr>
+      <w:r>
+        <w:t>Example : " foo bar " =&gt; " foo - bar ".</w:t>
+      </w:r>
+    </w:p>
+    <w:p>
+      <w:pPr>
+        <w:pStyle w:val="ListParagraph"/>
+        <w:numPr>
+          <w:ilvl w:val="0"/>
+          <w:numId w:val="3"/>
+        </w:numPr>
+      </w:pPr>
+      <w:r>
+        <w:t>Mixed - language input =&gt; transliterated where possible ( e.g.,</w:t>
+      </w:r>
+    </w:p>
+    <w:p>
+      <w:pPr>
+        <w:pStyle w:val="ListParagraph"/>
+        <w:ind w:left="1440"/>
+      </w:pPr>
+      <w:r>
+        <w:t>"\ u4f60 \ u597d " =&gt; "ni - hao " unless ignored ) .</w:t>
+      </w:r>
+    </w:p>
+    <w:p>
+      <w:pPr>
+        <w:pStyle w:val="ListParagraph"/>
+        <w:numPr>
+          <w:ilvl w:val="0"/>
+          <w:numId w:val="3"/>
+        </w:numPr>
+      </w:pPr>
+      <w:r>
+        <w:t>Very small : truncate values (e .g., 1 or 2) may eliminate all</w:t>
+      </w:r>
+    </w:p>
+    <w:p>
+      <w:pPr>
+        <w:pStyle w:val="ListParagraph"/>
+        <w:ind w:left="1440"/>
+      </w:pPr>
+      <w:r>
+        <w:t>words if none fit</w:t>
+      </w:r>
+    </w:p>
+    <w:p/>
+    <w:p>
+      <w:r>
+        <w:t>Example Calls &amp; Expected Outputs</w:t>
+      </w:r>
+    </w:p>
+    <w:p>
+      <w:r>
+        <w:t>slugify_manual</w:t>
+      </w:r>
+      <w:r>
+        <w:t>(</w:t>
+      </w:r>
+      <w:r>
+        <w:t>" Hello , World !"</w:t>
+      </w:r>
+      <w:r>
+        <w:t>)</w:t>
+      </w:r>
+    </w:p>
+    <w:p>
+      <w:r>
+        <w:t># =&gt; " hello - world "</w:t>
+      </w:r>
+      <w:r>
+        <w:cr/>
+      </w:r>
+      <w:r>
+        <w:t>slugify_manual(</w:t>
+      </w:r>
+      <w:r>
+        <w:t>" Madam , I ’m Adam ", separator : ""</w:t>
+      </w:r>
+      <w:r>
+        <w:t>)</w:t>
+      </w:r>
+    </w:p>
+    <w:p>
+      <w:r>
+        <w:t># =&gt; " madamimadam "</w:t>
+      </w:r>
+    </w:p>
+    <w:p>
+      <w:r>
+        <w:t>slugify_manual(</w:t>
+      </w:r>
+      <w:r>
+        <w:t>" StUdLy CaPs ", lowercase : false )</w:t>
+      </w:r>
+      <w:r>
+        <w:cr/>
+      </w:r>
+      <w:r>
+        <w:t># =&gt; " StUdLy - CaPs "</w:t>
+      </w:r>
+    </w:p>
+    <w:p>
+      <w:r>
+        <w:t>slugify_manual (" Call me maybe ", truncate : 10)</w:t>
+      </w:r>
+    </w:p>
+    <w:p>
+      <w:r>
+        <w:t>=&gt; " call - me "</w:t>
+      </w:r>
+    </w:p>
+    <w:p>
+      <w:r>
+        <w:t>slugify_manual("\ u4f60 \ u597d \ uff0c \ u4e16 \ u754c ", ignore : ["\ u4f60 ","\ u597d "])</w:t>
+      </w:r>
+    </w:p>
+    <w:p>
+      <w:r>
         <w:lastRenderedPageBreak/>
-        <w:t xml:space="preserve">Returns </w:t>
-      </w:r>
-      <w:r>
-        <w:t>None</w:t>
-      </w:r>
-      <w:r>
-        <w:t xml:space="preserve"> if no valid slug can be generated (e.g .input contains only invalid characters ).</w:t>
-      </w:r>
-    </w:p>
-    <w:p>
-      <w:r>
-        <w:t>Constraints</w:t>
-      </w:r>
-    </w:p>
-    <w:p>
-      <w:pPr>
-        <w:pStyle w:val="ListParagraph"/>
-        <w:numPr>
-          <w:ilvl w:val="0"/>
-          <w:numId w:val="10"/>
-        </w:numPr>
-      </w:pPr>
-      <w:r>
-        <w:t>Slug must include only alphanumeric characters and the</w:t>
-      </w:r>
-      <w:r>
-        <w:t xml:space="preserve"> </w:t>
-      </w:r>
-      <w:r>
-        <w:t xml:space="preserve">configured separator . </w:t>
-      </w:r>
-    </w:p>
-    <w:p>
-      <w:pPr>
-        <w:pStyle w:val="ListParagraph"/>
-        <w:numPr>
-          <w:ilvl w:val="0"/>
-          <w:numId w:val="10"/>
-        </w:numPr>
-      </w:pPr>
-      <w:r>
-        <w:t>Characters listed in : ignore remain unchanged in the output .</w:t>
-      </w:r>
-    </w:p>
-    <w:p>
-      <w:pPr>
-        <w:pStyle w:val="ListParagraph"/>
-        <w:numPr>
-          <w:ilvl w:val="0"/>
-          <w:numId w:val="10"/>
-        </w:numPr>
-      </w:pPr>
-      <w:r>
-        <w:t>Punctuation is removed unless explicitly preserved via :ignore .</w:t>
-      </w:r>
-    </w:p>
-    <w:p>
-      <w:pPr>
-        <w:pStyle w:val="ListParagraph"/>
-        <w:numPr>
-          <w:ilvl w:val="0"/>
-          <w:numId w:val="10"/>
-        </w:numPr>
-      </w:pPr>
-      <w:r>
-        <w:t>Input must be valid UTF -8</w:t>
-      </w:r>
-    </w:p>
-    <w:p/>
-    <w:p>
-      <w:r>
-        <w:t>Known Edge Cases</w:t>
-      </w:r>
-    </w:p>
-    <w:p>
-      <w:pPr>
-        <w:pStyle w:val="ListParagraph"/>
-        <w:numPr>
-          <w:ilvl w:val="0"/>
-          <w:numId w:val="3"/>
-        </w:numPr>
-      </w:pPr>
-      <w:r>
-        <w:t xml:space="preserve">Empty input or punctuation - only input =&gt; returns </w:t>
-      </w:r>
-      <w:r>
-        <w:t>None</w:t>
-      </w:r>
-    </w:p>
-    <w:p>
-      <w:pPr>
-        <w:pStyle w:val="ListParagraph"/>
-        <w:numPr>
-          <w:ilvl w:val="0"/>
-          <w:numId w:val="3"/>
-        </w:numPr>
-      </w:pPr>
-      <w:r>
-        <w:t>Very small : truncate values (e .g., 1 or 2) may eliminate all words if none fit .</w:t>
-      </w:r>
-      <w:r>
-        <w:cr/>
-      </w:r>
-    </w:p>
-    <w:p>
-      <w:pPr>
-        <w:pStyle w:val="ListParagraph"/>
-        <w:numPr>
-          <w:ilvl w:val="0"/>
-          <w:numId w:val="3"/>
-        </w:numPr>
-      </w:pPr>
-      <w:r>
-        <w:t>Leading / trailing and repeated whitespace =&gt; cleaned up .</w:t>
-      </w:r>
-    </w:p>
-    <w:p>
-      <w:pPr>
-        <w:pStyle w:val="ListParagraph"/>
-        <w:ind w:left="1440"/>
-      </w:pPr>
-      <w:r>
-        <w:t>Example : " foo bar " =&gt; " foo - bar ".</w:t>
-      </w:r>
-    </w:p>
-    <w:p>
-      <w:pPr>
-        <w:pStyle w:val="ListParagraph"/>
-        <w:numPr>
-          <w:ilvl w:val="0"/>
-          <w:numId w:val="3"/>
-        </w:numPr>
-      </w:pPr>
-      <w:r>
-        <w:t>Mixed - language input =&gt; transliterated where possible ( e.g.,</w:t>
-      </w:r>
-    </w:p>
-    <w:p>
-      <w:pPr>
-        <w:pStyle w:val="ListParagraph"/>
-        <w:ind w:left="1440"/>
-      </w:pPr>
-      <w:r>
-        <w:t>"\ u4f60 \ u597d " =&gt; "ni - hao " unless ignored ) .</w:t>
-      </w:r>
-    </w:p>
-    <w:p>
-      <w:pPr>
-        <w:pStyle w:val="ListParagraph"/>
-        <w:numPr>
-          <w:ilvl w:val="0"/>
-          <w:numId w:val="3"/>
-        </w:numPr>
-      </w:pPr>
-      <w:r>
-        <w:t>Very small : truncate values (e .g., 1 or 2) may eliminate all</w:t>
-      </w:r>
-    </w:p>
-    <w:p>
-      <w:pPr>
-        <w:pStyle w:val="ListParagraph"/>
-        <w:ind w:left="1440"/>
-      </w:pPr>
-      <w:r>
-        <w:t>words if none fit</w:t>
-      </w:r>
-    </w:p>
-    <w:p/>
-    <w:p>
-      <w:r>
-        <w:t>Example Calls &amp; Expected Outputs</w:t>
-      </w:r>
-    </w:p>
-    <w:p>
-      <w:r>
-        <w:t>slugify_manual</w:t>
-      </w:r>
-      <w:r>
-        <w:t>(</w:t>
-      </w:r>
-      <w:r>
-        <w:t>" Hello , World !"</w:t>
-      </w:r>
-      <w:r>
-        <w:t>)</w:t>
-      </w:r>
-    </w:p>
-    <w:p>
-      <w:r>
-        <w:t># =&gt; " hello - world "</w:t>
-      </w:r>
-      <w:r>
-        <w:cr/>
-      </w:r>
-      <w:r>
-        <w:t>slugify_manual(</w:t>
-      </w:r>
-      <w:r>
-        <w:t>" Madam , I ’m Adam ", separator : ""</w:t>
-      </w:r>
-      <w:r>
-        <w:t>)</w:t>
-      </w:r>
-    </w:p>
-    <w:p>
-      <w:r>
-        <w:t># =&gt; " madamimadam "</w:t>
-      </w:r>
-    </w:p>
-    <w:p>
-      <w:r>
-        <w:t>slugify_manual(</w:t>
-      </w:r>
-      <w:r>
-        <w:t>" StUdLy CaPs ", lowercase : false )</w:t>
-      </w:r>
-      <w:r>
-        <w:cr/>
-      </w:r>
-      <w:r>
-        <w:t># =&gt; " StUdLy - CaPs "</w:t>
-      </w:r>
-    </w:p>
-    <w:p>
-      <w:r>
-        <w:t>slugify_manual (" Call me maybe ", truncate : 10)</w:t>
-      </w:r>
-    </w:p>
-    <w:p>
-      <w:r>
-        <w:t>=&gt; " call - me "</w:t>
-      </w:r>
-    </w:p>
-    <w:p>
-      <w:r>
-        <w:t>slugify_manual("\ u4f60 \ u597d \ uff0c \ u4e16 \ u754c ", ignore : ["\ u4f60 ","\ u597d "])</w:t>
-      </w:r>
-    </w:p>
-    <w:p>
-      <w:r>
         <w:t># =&gt; "\ u4f60 \ u597d - shi - jie "</w:t>
       </w:r>
     </w:p>
     <w:p>
       <w:r>
-        <w:lastRenderedPageBreak/>
         <w:t>Module Name: product_cache</w:t>
       </w:r>
     </w:p>
@@ -5539,12 +5448,12 @@
         </w:numPr>
       </w:pPr>
       <w:r>
+        <w:lastRenderedPageBreak/>
         <w:t>None | value</w:t>
       </w:r>
     </w:p>
     <w:p>
       <w:r>
-        <w:lastRenderedPageBreak/>
         <w:t>Known Edge cases</w:t>
       </w:r>
     </w:p>
@@ -5805,7 +5714,6 @@
     <w:p/>
     <w:p>
       <w:r>
-        <w:lastRenderedPageBreak/>
         <w:t xml:space="preserve">6. </w:t>
       </w:r>
       <w:r>
